--- a/小野町_引継ぎ_整理済/11_見える化出力依頼/小野町_見える化_ワーニングの確認結果_20260925.docx
+++ b/小野町_引継ぎ_整理済/11_見える化出力依頼/小野町_見える化_ワーニングの確認結果_20260925.docx
@@ -4978,7 +4978,7 @@
                 <w:b/>
                 <w:sz w:val="18"/>
               </w:rPr>
-              <w:t>6,095円</w:t>
+              <w:t>6,048円</w:t>
             </w:r>
           </w:p>
         </w:tc>
@@ -5001,7 +5001,7 @@
                 <w:b w:val="0"/>
                 <w:sz w:val="18"/>
               </w:rPr>
-              <w:t>+9円</w:t>
+              <w:t>+56円</w:t>
             </w:r>
           </w:p>
         </w:tc>
@@ -5037,7 +5037,7 @@
           <w:rFonts w:ascii="游明朝" w:hAnsi="游明朝" w:eastAsia="游明朝"/>
           <w:b w:val="0"/>
         </w:rPr>
-        <w:t>当方の6,095円との差+415円が、そのまま給付費の差（＝3つの伸びの設定）によるものです。</w:t>
+        <w:t>当方の6,048円との差+462円が、そのまま給付費の差（＝3つの伸びの設定）によるものです。</w:t>
       </w:r>
     </w:p>
     <w:tbl>
@@ -5354,7 +5354,7 @@
                 <w:b w:val="0"/>
                 <w:sz w:val="18"/>
               </w:rPr>
-              <w:t>6,095円</w:t>
+              <w:t>6,048円</w:t>
             </w:r>
           </w:p>
         </w:tc>

--- a/小野町_引継ぎ_整理済/11_見える化出力依頼/小野町_見える化_ワーニングの確認結果_20260925.docx
+++ b/小野町_引継ぎ_整理済/11_見える化出力依頼/小野町_見える化_ワーニングの確認結果_20260925.docx
@@ -368,7 +368,7 @@
                 <w:b/>
                 <w:sz w:val="18"/>
               </w:rPr>
-              <w:t>当方が9月25日に訂正した算式が正しかったことの裏づけです</w:t>
+              <w:t>当方の算式とシステムの算式が一致していることの裏づけです</w:t>
             </w:r>
             <w:r>
               <w:rPr>
@@ -5411,7 +5411,7 @@
           <w:rFonts w:ascii="游明朝" w:hAnsi="游明朝" w:eastAsia="游明朝"/>
           <w:b/>
         </w:rPr>
-        <w:t>9月25日に当方が訂正した2点が、システムの出力で裏づけられました。</w:t>
+        <w:t>当方の算式の2点が、システムの出力と一致しました。</w:t>
       </w:r>
     </w:p>
     <w:tbl>
@@ -5967,7 +5967,7 @@
           <w:rFonts w:ascii="游明朝" w:hAnsi="游明朝" w:eastAsia="游明朝"/>
           <w:b/>
         </w:rPr>
-        <w:t>基準額に対する割合は、公費軽減前の標準割合（0.455／0.685／0.690）を用いるのが正しい、という当方の訂正が確認できました。</w:t>
+        <w:t>基準額に対する割合は、公費軽減前の標準割合（0.455／0.685／0.690）を用いる、という当方の算式がシステムと一致しました。</w:t>
       </w:r>
       <w:r>
         <w:rPr>
@@ -5983,14 +5983,14 @@
           <w:rFonts w:ascii="游明朝" w:hAnsi="游明朝" w:eastAsia="游明朝"/>
           <w:b/>
         </w:rPr>
-        <w:t>調整交付金見込交付割合を算式で求める、という訂正も確認できました。</w:t>
+        <w:t>調整交付金見込交付割合を算式で求める点も、システムと一致しました。</w:t>
       </w:r>
       <w:r>
         <w:rPr>
           <w:rFonts w:ascii="游明朝" w:hAnsi="游明朝" w:eastAsia="游明朝"/>
           <w:b w:val="0"/>
         </w:rPr>
-        <w:t>（第1号被保険者負担割合＋5％）－第1号被保険者負担割合×後期高齢者加入割合補正係数×所得段階別加入割合補正係数。従前の「第9期の公表値からの逆算6.148％」では合いません。</w:t>
+        <w:t>（第1号被保険者負担割合＋5％）－第1号被保険者負担割合×後期高齢者加入割合補正係数×所得段階別加入割合補正係数。第9期の公表値から逆算した値（6.148％）では合いません。</w:t>
       </w:r>
     </w:p>
     <w:p>
@@ -6001,7 +6001,7 @@
         <w:rPr>
           <w:rFonts w:ascii="游ゴシック" w:hAnsi="游ゴシック" w:eastAsia="游ゴシック"/>
         </w:rPr>
-        <w:t>(1)　認定者数についての訂正</w:t>
+        <w:t>(1)　認定者数の比較</w:t>
       </w:r>
     </w:p>
     <w:p>
@@ -6010,14 +6010,7 @@
           <w:rFonts w:ascii="游明朝" w:hAnsi="游明朝" w:eastAsia="游明朝"/>
           <w:b/>
         </w:rPr>
-        <w:t>9月25日に「システムの認定者数が当方より約10％多い」とお伝えしましたが、これは誤りでした。</w:t>
-      </w:r>
-      <w:r>
-        <w:rPr>
-          <w:rFonts w:ascii="游明朝" w:hAnsi="游明朝" w:eastAsia="游明朝"/>
-          <w:b w:val="0"/>
-        </w:rPr>
-        <w:t>古い推計（将来推計1）の画面に出ていた男281人を令和7年度末の男女比で割り戻した推定値によるものでした。</w:t>
+        <w:t>新しい推計（将来推計0925）の認定者数は、当方の見込みとほぼ一致しています。</w:t>
       </w:r>
     </w:p>
     <w:tbl>
